--- a/Selenium_WebDriver/reports/WorkSchedule_Test_Report.docx
+++ b/Selenium_WebDriver/reports/WorkSchedule_Test_Report.docx
@@ -28,7 +28,7 @@
           <w:color w:val="000000"/>
           <w:sz w:val="26"/>
         </w:rPr>
-        <w:t>Thời gian tạo báo cáo: 07/09/2026 19:12:19</w:t>
+        <w:t>Thời gian tạo báo cáo: 14/09/2026 19:39:35</w:t>
       </w:r>
     </w:p>
     <w:p/>
@@ -410,7 +410,7 @@
                 <w:color w:val="000000"/>
                 <w:sz w:val="26"/>
               </w:rPr>
-              <w:t>07/09/2026 19:11:42</w:t>
+              <w:t>14/09/2026 19:38:55</w:t>
             </w:r>
           </w:p>
         </w:tc>
@@ -425,7 +425,7 @@
                 <w:color w:val="000000"/>
                 <w:sz w:val="26"/>
               </w:rPr>
-              <w:t>4.81</w:t>
+              <w:t>4.82</w:t>
             </w:r>
           </w:p>
         </w:tc>
@@ -500,7 +500,7 @@
                 <w:color w:val="000000"/>
                 <w:sz w:val="26"/>
               </w:rPr>
-              <w:t>07/09/2026 19:11:47</w:t>
+              <w:t>14/09/2026 19:39:00</w:t>
             </w:r>
           </w:p>
         </w:tc>
@@ -515,7 +515,7 @@
                 <w:color w:val="000000"/>
                 <w:sz w:val="26"/>
               </w:rPr>
-              <w:t>1.93</w:t>
+              <w:t>1.97</w:t>
             </w:r>
           </w:p>
         </w:tc>
@@ -590,7 +590,7 @@
                 <w:color w:val="000000"/>
                 <w:sz w:val="26"/>
               </w:rPr>
-              <w:t>07/09/2026 19:11:52</w:t>
+              <w:t>14/09/2026 19:39:06</w:t>
             </w:r>
           </w:p>
         </w:tc>
@@ -605,7 +605,7 @@
                 <w:color w:val="000000"/>
                 <w:sz w:val="26"/>
               </w:rPr>
-              <w:t>1.97</w:t>
+              <w:t>1.99</w:t>
             </w:r>
           </w:p>
         </w:tc>
@@ -680,7 +680,7 @@
                 <w:color w:val="000000"/>
                 <w:sz w:val="26"/>
               </w:rPr>
-              <w:t>07/09/2026 19:12:07</w:t>
+              <w:t>14/09/2026 19:39:23</w:t>
             </w:r>
           </w:p>
         </w:tc>
@@ -695,7 +695,7 @@
                 <w:color w:val="000000"/>
                 <w:sz w:val="26"/>
               </w:rPr>
-              <w:t>11.26</w:t>
+              <w:t>14.36</w:t>
             </w:r>
           </w:p>
         </w:tc>
@@ -770,7 +770,7 @@
                 <w:color w:val="000000"/>
                 <w:sz w:val="26"/>
               </w:rPr>
-              <w:t>07/09/2026 19:12:16</w:t>
+              <w:t>14/09/2026 19:39:33</w:t>
             </w:r>
           </w:p>
         </w:tc>
@@ -785,7 +785,7 @@
                 <w:color w:val="000000"/>
                 <w:sz w:val="26"/>
               </w:rPr>
-              <w:t>6.26</w:t>
+              <w:t>6.30</w:t>
             </w:r>
           </w:p>
         </w:tc>
@@ -996,7 +996,7 @@
                 <w:color w:val="000000"/>
                 <w:sz w:val="26"/>
               </w:rPr>
-              <w:t>07/09/2026 19:11:38</w:t>
+              <w:t>14/09/2026 19:38:52</w:t>
             </w:r>
           </w:p>
         </w:tc>
@@ -1087,7 +1087,7 @@
                 <w:color w:val="000000"/>
                 <w:sz w:val="26"/>
               </w:rPr>
-              <w:t>07/09/2026 19:11:39</w:t>
+              <w:t>14/09/2026 19:38:52</w:t>
             </w:r>
           </w:p>
         </w:tc>
@@ -1178,7 +1178,7 @@
                 <w:color w:val="000000"/>
                 <w:sz w:val="26"/>
               </w:rPr>
-              <w:t>07/09/2026 19:11:39</w:t>
+              <w:t>14/09/2026 19:38:52</w:t>
             </w:r>
           </w:p>
         </w:tc>
@@ -1269,7 +1269,7 @@
                 <w:color w:val="000000"/>
                 <w:sz w:val="26"/>
               </w:rPr>
-              <w:t>07/09/2026 19:11:39</w:t>
+              <w:t>14/09/2026 19:38:52</w:t>
             </w:r>
           </w:p>
         </w:tc>
@@ -1284,7 +1284,7 @@
                 <w:color w:val="000000"/>
                 <w:sz w:val="26"/>
               </w:rPr>
-              <w:t>Tuần hiển thị đúng 7 ngày liên tiếp: 7/9/2026 - 13/9/2026</w:t>
+              <w:t>Tuần hiển thị đúng 7 ngày liên tiếp: 14/9/2026 - 20/9/2026</w:t>
             </w:r>
           </w:p>
         </w:tc>
@@ -1360,7 +1360,7 @@
                 <w:color w:val="000000"/>
                 <w:sz w:val="26"/>
               </w:rPr>
-              <w:t>07/09/2026 19:11:39</w:t>
+              <w:t>14/09/2026 19:38:52</w:t>
             </w:r>
           </w:p>
         </w:tc>
@@ -1451,7 +1451,7 @@
                 <w:color w:val="000000"/>
                 <w:sz w:val="26"/>
               </w:rPr>
-              <w:t>07/09/2026 19:11:42</w:t>
+              <w:t>14/09/2026 19:38:55</w:t>
             </w:r>
           </w:p>
         </w:tc>
@@ -1542,7 +1542,7 @@
                 <w:color w:val="000000"/>
                 <w:sz w:val="26"/>
               </w:rPr>
-              <w:t>07/09/2026 19:11:46</w:t>
+              <w:t>14/09/2026 19:39:00</w:t>
             </w:r>
           </w:p>
         </w:tc>
@@ -1633,7 +1633,7 @@
                 <w:color w:val="000000"/>
                 <w:sz w:val="26"/>
               </w:rPr>
-              <w:t>07/09/2026 19:11:47</w:t>
+              <w:t>14/09/2026 19:39:00</w:t>
             </w:r>
           </w:p>
         </w:tc>
@@ -1648,7 +1648,7 @@
                 <w:color w:val="000000"/>
                 <w:sz w:val="26"/>
               </w:rPr>
-              <w:t>Ghi nhận tuần đang hiển thị: 7/9/2026 - 13/9/2026</w:t>
+              <w:t>Ghi nhận tuần đang hiển thị: 14/9/2026 - 20/9/2026</w:t>
             </w:r>
           </w:p>
         </w:tc>
@@ -1724,7 +1724,7 @@
                 <w:color w:val="000000"/>
                 <w:sz w:val="26"/>
               </w:rPr>
-              <w:t>07/09/2026 19:11:47</w:t>
+              <w:t>14/09/2026 19:39:00</w:t>
             </w:r>
           </w:p>
         </w:tc>
@@ -1815,7 +1815,7 @@
                 <w:color w:val="000000"/>
                 <w:sz w:val="26"/>
               </w:rPr>
-              <w:t>07/09/2026 19:11:47</w:t>
+              <w:t>14/09/2026 19:39:00</w:t>
             </w:r>
           </w:p>
         </w:tc>
@@ -1830,7 +1830,7 @@
                 <w:color w:val="000000"/>
                 <w:sz w:val="26"/>
               </w:rPr>
-              <w:t>Tuần được chuyển đúng từ 7/9/2026 - 13/9/2026 sang 31/8/2026 - 6/9/2026</w:t>
+              <w:t>Tuần được chuyển đúng từ 14/9/2026 - 20/9/2026 sang 7/9/2026 - 13/9/2026</w:t>
             </w:r>
           </w:p>
         </w:tc>
@@ -1906,7 +1906,7 @@
                 <w:color w:val="000000"/>
                 <w:sz w:val="26"/>
               </w:rPr>
-              <w:t>07/09/2026 19:11:47</w:t>
+              <w:t>14/09/2026 19:39:00</w:t>
             </w:r>
           </w:p>
         </w:tc>
@@ -1997,7 +1997,7 @@
                 <w:color w:val="000000"/>
                 <w:sz w:val="26"/>
               </w:rPr>
-              <w:t>07/09/2026 19:11:52</w:t>
+              <w:t>14/09/2026 19:39:05</w:t>
             </w:r>
           </w:p>
         </w:tc>
@@ -2088,7 +2088,7 @@
                 <w:color w:val="000000"/>
                 <w:sz w:val="26"/>
               </w:rPr>
-              <w:t>07/09/2026 19:11:52</w:t>
+              <w:t>14/09/2026 19:39:05</w:t>
             </w:r>
           </w:p>
         </w:tc>
@@ -2103,7 +2103,7 @@
                 <w:color w:val="000000"/>
                 <w:sz w:val="26"/>
               </w:rPr>
-              <w:t>Ghi nhận tuần đang hiển thị: 7/9/2026 - 13/9/2026</w:t>
+              <w:t>Ghi nhận tuần đang hiển thị: 14/9/2026 - 20/9/2026</w:t>
             </w:r>
           </w:p>
         </w:tc>
@@ -2179,7 +2179,7 @@
                 <w:color w:val="000000"/>
                 <w:sz w:val="26"/>
               </w:rPr>
-              <w:t>07/09/2026 19:11:52</w:t>
+              <w:t>14/09/2026 19:39:05</w:t>
             </w:r>
           </w:p>
         </w:tc>
@@ -2270,7 +2270,7 @@
                 <w:color w:val="000000"/>
                 <w:sz w:val="26"/>
               </w:rPr>
-              <w:t>07/09/2026 19:11:52</w:t>
+              <w:t>14/09/2026 19:39:05</w:t>
             </w:r>
           </w:p>
         </w:tc>
@@ -2285,7 +2285,7 @@
                 <w:color w:val="000000"/>
                 <w:sz w:val="26"/>
               </w:rPr>
-              <w:t>Tuần được chuyển đúng từ 7/9/2026 - 13/9/2026 sang 14/9/2026 - 20/9/2026</w:t>
+              <w:t>Tuần được chuyển đúng từ 14/9/2026 - 20/9/2026 sang 21/9/2026 - 27/9/2026</w:t>
             </w:r>
           </w:p>
         </w:tc>
@@ -2361,7 +2361,7 @@
                 <w:color w:val="000000"/>
                 <w:sz w:val="26"/>
               </w:rPr>
-              <w:t>07/09/2026 19:11:52</w:t>
+              <w:t>14/09/2026 19:39:06</w:t>
             </w:r>
           </w:p>
         </w:tc>
@@ -2452,7 +2452,7 @@
                 <w:color w:val="000000"/>
                 <w:sz w:val="26"/>
               </w:rPr>
-              <w:t>07/09/2026 19:11:57</w:t>
+              <w:t>14/09/2026 19:39:10</w:t>
             </w:r>
           </w:p>
         </w:tc>
@@ -2543,7 +2543,7 @@
                 <w:color w:val="000000"/>
                 <w:sz w:val="26"/>
               </w:rPr>
-              <w:t>07/09/2026 19:11:57</w:t>
+              <w:t>14/09/2026 19:39:10</w:t>
             </w:r>
           </w:p>
         </w:tc>
@@ -2634,7 +2634,7 @@
                 <w:color w:val="000000"/>
                 <w:sz w:val="26"/>
               </w:rPr>
-              <w:t>07/09/2026 19:12:06</w:t>
+              <w:t>14/09/2026 19:39:23</w:t>
             </w:r>
           </w:p>
         </w:tc>
@@ -2725,7 +2725,7 @@
                 <w:color w:val="000000"/>
                 <w:sz w:val="26"/>
               </w:rPr>
-              <w:t>07/09/2026 19:12:06</w:t>
+              <w:t>14/09/2026 19:39:23</w:t>
             </w:r>
           </w:p>
         </w:tc>
@@ -2816,7 +2816,7 @@
                 <w:color w:val="000000"/>
                 <w:sz w:val="26"/>
               </w:rPr>
-              <w:t>07/09/2026 19:12:07</w:t>
+              <w:t>14/09/2026 19:39:23</w:t>
             </w:r>
           </w:p>
         </w:tc>
@@ -2907,7 +2907,7 @@
                 <w:color w:val="000000"/>
                 <w:sz w:val="26"/>
               </w:rPr>
-              <w:t>07/09/2026 19:12:07</w:t>
+              <w:t>14/09/2026 19:39:23</w:t>
             </w:r>
           </w:p>
         </w:tc>
@@ -2998,7 +2998,7 @@
                 <w:color w:val="000000"/>
                 <w:sz w:val="26"/>
               </w:rPr>
-              <w:t>07/09/2026 19:12:11</w:t>
+              <w:t>14/09/2026 19:39:28</w:t>
             </w:r>
           </w:p>
         </w:tc>
@@ -3089,7 +3089,7 @@
                 <w:color w:val="000000"/>
                 <w:sz w:val="26"/>
               </w:rPr>
-              <w:t>07/09/2026 19:12:15</w:t>
+              <w:t>14/09/2026 19:39:31</w:t>
             </w:r>
           </w:p>
         </w:tc>
@@ -3180,7 +3180,7 @@
                 <w:color w:val="000000"/>
                 <w:sz w:val="26"/>
               </w:rPr>
-              <w:t>07/09/2026 19:12:15</w:t>
+              <w:t>14/09/2026 19:39:31</w:t>
             </w:r>
           </w:p>
         </w:tc>
@@ -3271,7 +3271,7 @@
                 <w:color w:val="000000"/>
                 <w:sz w:val="26"/>
               </w:rPr>
-              <w:t>07/09/2026 19:12:16</w:t>
+              <w:t>14/09/2026 19:39:32</w:t>
             </w:r>
           </w:p>
         </w:tc>
@@ -3362,7 +3362,7 @@
                 <w:color w:val="000000"/>
                 <w:sz w:val="26"/>
               </w:rPr>
-              <w:t>07/09/2026 19:12:16</w:t>
+              <w:t>14/09/2026 19:39:33</w:t>
             </w:r>
           </w:p>
         </w:tc>
@@ -3453,7 +3453,7 @@
                 <w:color w:val="000000"/>
                 <w:sz w:val="26"/>
               </w:rPr>
-              <w:t>07/09/2026 19:12:16</w:t>
+              <w:t>14/09/2026 19:39:33</w:t>
             </w:r>
           </w:p>
         </w:tc>
@@ -3544,7 +3544,7 @@
                 <w:color w:val="000000"/>
                 <w:sz w:val="26"/>
               </w:rPr>
-              <w:t>07/09/2026 19:12:16</w:t>
+              <w:t>14/09/2026 19:39:33</w:t>
             </w:r>
           </w:p>
         </w:tc>
